--- a/data/cvs/cv_82_Abstrabit_Technologies_Full_Stack_Developer_Intern__AI_Focus___.docx
+++ b/data/cvs/cv_82_Abstrabit_Technologies_Full_Stack_Developer_Intern__AI_Focus___.docx
@@ -86,7 +86,7 @@
         <w:rPr>
           <w:sz w:val="20"/>
         </w:rPr>
-        <w:t>Full Stack Developer with a strong AI focus, currently building production systems at Copy Cat Group. I work across the entire stack, from Python and Node.js backends to React frontends, and have extensive experience in AI data work, including model evaluation, prompt engineering, and dataset structuring. My recent projects include integrating SAP APIs with internal systems, designing comprehensive system architecture documents, and building an AI-powered tender scraping pipeline.</w:t>
+        <w:t>Full Stack Developer with a passion for AI and automation, currently building production systems at Copy Cat Group. I work across the entire stack, from Python backends and REST APIs to React frontends, with a focus on AI integration. Recent projects include an AI-powered tender scraping pipeline and an SAP API integration, showcasing my ability to deliver innovative solutions. I'm excited to bring my skills in Node.js, Python, and React to Abstrabit Technologies, where I can contribute to AI-driven development and learn from industry leaders.</w:t>
       </w:r>
     </w:p>
     <w:p>
@@ -173,7 +173,7 @@
         <w:rPr>
           <w:sz w:val="20"/>
         </w:rPr>
-        <w:t>Pandas, NumPy, Data Visualisation, Statistical Analysis</w:t>
+        <w:t>Pandas, Data Visualisation, Statistical Analysis</w:t>
       </w:r>
     </w:p>
     <w:p>
@@ -191,7 +191,7 @@
         <w:rPr>
           <w:sz w:val="20"/>
         </w:rPr>
-        <w:t>LLM Evaluation, Prompt Engineering, Dataset Structuring, Model Alignment</w:t>
+        <w:t>Prompt Engineering, LLM Evaluation, Data Annotation, Dataset Structuring</w:t>
       </w:r>
     </w:p>
     <w:p>
@@ -209,7 +209,7 @@
         <w:rPr>
           <w:sz w:val="20"/>
         </w:rPr>
-        <w:t>Web Scraping, REST APIs, Git, GitHub, Postman, VS Code</w:t>
+        <w:t>Web Scraping, REST APIs, Git, GitHub, Postman, VS Code, Jira, Slack</w:t>
       </w:r>
     </w:p>
     <w:p>
@@ -227,7 +227,7 @@
         <w:rPr>
           <w:sz w:val="20"/>
         </w:rPr>
-        <w:t>AWS, GCP, Azure, Oracle Cloud, CI/CD Pipelines</w:t>
+        <w:t>GCP, AWS, Azure, Oracle Cloud, CI/CD Pipelines</w:t>
       </w:r>
     </w:p>
     <w:p>
@@ -313,7 +313,7 @@
         <w:rPr>
           <w:sz w:val="20"/>
         </w:rPr>
-        <w:t>Integrating SAP APIs with an internal Credit Control System, creating an automated, live solution for OA and IT business units.</w:t>
+        <w:t>Designed and implemented an AI-powered tender scraping pipeline, automating tender discovery and processing.</w:t>
       </w:r>
     </w:p>
     <w:p>
@@ -325,7 +325,7 @@
         <w:rPr>
           <w:sz w:val="20"/>
         </w:rPr>
-        <w:t>Authoring comprehensive System Design Documents (SDDs) and Business Requirements Documents (BRDs) to define project scope and technical specifications.</w:t>
+        <w:t>Integrated SAP APIs with an internal Credit Control System, creating a live, automated system for OA and IT business units.</w:t>
       </w:r>
     </w:p>
     <w:p>
@@ -337,7 +337,7 @@
         <w:rPr>
           <w:sz w:val="20"/>
         </w:rPr>
-        <w:t>Designing and prototyping an AI-powered tender scraping pipeline to automate tender opportunity discovery and processing.</w:t>
+        <w:t>Authored a Business Requirements Document and System Design Document to define and scope a client-facing product initiative.</w:t>
       </w:r>
     </w:p>
     <w:p>
@@ -372,7 +372,7 @@
         <w:rPr>
           <w:sz w:val="20"/>
         </w:rPr>
-        <w:t>Generating difference-based captions for multimodal datasets, improving model accuracy through detailed annotations.</w:t>
+        <w:t>Generated difference-based captions for multimodal datasets, improving model accuracy through detailed annotations.</w:t>
       </w:r>
     </w:p>
     <w:p>
@@ -407,7 +407,7 @@
         <w:rPr>
           <w:sz w:val="20"/>
         </w:rPr>
-        <w:t>Building full-stack solutions with optimised UI components, APIs, and CMS-based websites for diverse U.S. clients.</w:t>
+        <w:t>Built and delivered full-stack solutions, including UI components and API optimisation, for diverse U.S. clients.</w:t>
       </w:r>
     </w:p>
     <w:p>
@@ -442,7 +442,7 @@
         <w:rPr>
           <w:sz w:val="20"/>
         </w:rPr>
-        <w:t>Performing intent detection, slot tagging, and utterance verification for health and agriculture AI systems, ensuring high-quality multilingual training data.</w:t>
+        <w:t>Performed intent detection and utterance verification for health and agriculture AI systems, ensuring high-quality training data.</w:t>
       </w:r>
     </w:p>
     <w:p>
